--- a/docs/user-guide/en/pages/99a-contact.docx
+++ b/docs/user-guide/en/pages/99a-contact.docx
@@ -192,7 +192,7 @@
       <w:headerReference w:type="default" r:id="rId7"/>
       <w:footerReference w:type="default" r:id="rId8"/>
       <w:pgSz w:w="11906" w:h="16838" w:orient="portrait"/>
-      <w:pgMar w:top="1300" w:right="1250" w:bottom="1000" w:left="1250" w:header="708" w:footer="708" w:gutter="0"/>
+      <w:pgMar w:top="1500" w:right="432" w:bottom="994" w:left="432" w:header="706" w:footer="706" w:gutter="0"/>
       <w:pgNumType/>
       <w:docGrid w:linePitch="360"/>
     </w:sectPr>
